--- a/DOCX.docx
+++ b/DOCX.docx
@@ -5,7 +5,7 @@
     <w:p>
       <w:pPr>
         <w:rPr>
-          <w:rFonts w:hint="eastAsia" w:eastAsiaTheme="minorEastAsia"/>
+          <w:rFonts w:hint="default" w:eastAsiaTheme="minorEastAsia"/>
           <w:lang w:val="en-US" w:eastAsia="zh-CN"/>
         </w:rPr>
       </w:pPr>
@@ -14,7 +14,7 @@
           <w:rFonts w:hint="eastAsia"/>
           <w:lang w:val="en-US" w:eastAsia="zh-CN"/>
         </w:rPr>
-        <w:t>0</w:t>
+        <w:t>修改修改</w:t>
       </w:r>
       <w:bookmarkStart w:id="0" w:name="_GoBack"/>
       <w:bookmarkEnd w:id="0"/>
@@ -105,7 +105,7 @@
     <w:lsdException w:qFormat="1" w:unhideWhenUsed="0" w:uiPriority="0" w:semiHidden="0" w:name="Title"/>
     <w:lsdException w:unhideWhenUsed="0" w:uiPriority="0" w:semiHidden="0" w:name="Closing"/>
     <w:lsdException w:unhideWhenUsed="0" w:uiPriority="0" w:semiHidden="0" w:name="Signature"/>
-    <w:lsdException w:unhideWhenUsed="0" w:uiPriority="0" w:name="Default Paragraph Font"/>
+    <w:lsdException w:qFormat="1" w:unhideWhenUsed="0" w:uiPriority="0" w:name="Default Paragraph Font"/>
     <w:lsdException w:unhideWhenUsed="0" w:uiPriority="0" w:semiHidden="0" w:name="Body Text"/>
     <w:lsdException w:unhideWhenUsed="0" w:uiPriority="0" w:semiHidden="0" w:name="Body Text Indent"/>
     <w:lsdException w:unhideWhenUsed="0" w:uiPriority="0" w:semiHidden="0" w:name="List Continue"/>
@@ -308,6 +308,7 @@
   <w:style w:type="character" w:default="1" w:styleId="3">
     <w:name w:val="Default Paragraph Font"/>
     <w:semiHidden/>
+    <w:qFormat/>
     <w:uiPriority w:val="0"/>
   </w:style>
   <w:style w:type="table" w:default="1" w:styleId="2">
